--- a/Coding 1 - year/Unit 3 - Conditionals/Daily Lesson Plans/Word/Day 53.docx
+++ b/Coding 1 - year/Unit 3 - Conditionals/Daily Lesson Plans/Word/Day 53.docx
@@ -50,12 +50,15 @@
               </w:rPr>
               <w:t xml:space="preserve">Coding I — Full Year</w:t>
             </w:r>
-          </w:p>
-          <w:p>
-            <w:pPr>
-              <w:spacing w:before="40"/>
-              <w:jc w:val="center"/>
-            </w:pPr>
+            <w:r>
+              <w:rPr>
+                <w:rFonts w:ascii="Arial" w:cs="Arial" w:eastAsia="Arial" w:hAnsi="Arial"/>
+                <w:sz w:val="16"/>
+                <w:szCs w:val="16"/>
+              </w:rPr>
+              <w:br/>
+              <w:t xml:space="preserve"/>
+            </w:r>
             <w:r>
               <w:rPr>
                 <w:rFonts w:ascii="Arial" w:cs="Arial" w:eastAsia="Arial" w:hAnsi="Arial"/>
@@ -83,7 +86,7 @@
           <w:rFonts w:ascii="Arial" w:cs="Arial" w:eastAsia="Arial" w:hAnsi="Arial"/>
           <w:b/>
           <w:bCs/>
-          <w:color w:val="1F3864"/>
+          <w:color w:val="2B5797"/>
           <w:sz w:val="32"/>
           <w:szCs w:val="32"/>
         </w:rPr>
@@ -261,9 +264,9 @@
               <w:right w:val="single" w:color="CCCCCC" w:sz="1"/>
             </w:tcBorders>
             <w:tcMar>
-              <w:top w:type="dxa" w:w="60"/>
+              <w:top w:type="dxa" w:w="80"/>
               <w:left w:type="dxa" w:w="120"/>
-              <w:bottom w:type="dxa" w:w="60"/>
+              <w:bottom w:type="dxa" w:w="80"/>
               <w:right w:type="dxa" w:w="120"/>
             </w:tcMar>
           </w:tcPr>
@@ -290,20 +293,213 @@
               <w:right w:val="single" w:color="CCCCCC" w:sz="1"/>
             </w:tcBorders>
             <w:tcMar>
-              <w:top w:type="dxa" w:w="60"/>
+              <w:top w:type="dxa" w:w="80"/>
               <w:left w:type="dxa" w:w="120"/>
-              <w:bottom w:type="dxa" w:w="60"/>
+              <w:bottom w:type="dxa" w:w="80"/>
               <w:right w:type="dxa" w:w="120"/>
             </w:tcMar>
           </w:tcPr>
           <w:p>
-            <w:r>
-              <w:rPr>
-                <w:rFonts w:ascii="Arial" w:cs="Arial" w:eastAsia="Arial" w:hAnsi="Arial"/>
-                <w:sz w:val="20"/>
-                <w:szCs w:val="20"/>
+            <w:pPr>
+              <w:spacing w:after="80" w:before="80"/>
+            </w:pPr>
+            <w:r>
+              <w:rPr>
+                <w:rFonts w:ascii="Arial" w:cs="Arial" w:eastAsia="Arial" w:hAnsi="Arial"/>
+                <w:b/>
+                <w:bCs/>
+                <w:i w:val="false"/>
+                <w:iCs w:val="false"/>
+                <w:color w:val="000000"/>
+                <w:sz w:val="22"/>
+                <w:szCs w:val="22"/>
               </w:rPr>
               <w:t xml:space="preserve">Bell Ringer / Review</w:t>
+            </w:r>
+            <w:r>
+              <w:rPr>
+                <w:rFonts w:ascii="Arial" w:cs="Arial" w:eastAsia="Arial" w:hAnsi="Arial"/>
+                <w:sz w:val="20"/>
+                <w:szCs w:val="20"/>
+              </w:rPr>
+              <w:br/>
+              <w:t xml:space="preserve"/>
+            </w:r>
+            <w:r>
+              <w:rPr>
+                <w:rFonts w:ascii="Arial" w:cs="Arial" w:eastAsia="Arial" w:hAnsi="Arial"/>
+                <w:sz w:val="20"/>
+                <w:szCs w:val="20"/>
+              </w:rPr>
+              <w:br/>
+              <w:t xml:space="preserve"/>
+            </w:r>
+            <w:r>
+              <w:rPr>
+                <w:rFonts w:ascii="Arial" w:cs="Arial" w:eastAsia="Arial" w:hAnsi="Arial"/>
+                <w:b/>
+                <w:bCs/>
+                <w:i w:val="false"/>
+                <w:iCs w:val="false"/>
+                <w:color w:val="000000"/>
+                <w:sz w:val="20"/>
+                <w:szCs w:val="20"/>
+              </w:rPr>
+              <w:t xml:space="preserve">Quick Write </w:t>
+            </w:r>
+            <w:r>
+              <w:rPr>
+                <w:rFonts w:ascii="Arial" w:cs="Arial" w:eastAsia="Arial" w:hAnsi="Arial"/>
+                <w:b w:val="false"/>
+                <w:bCs w:val="false"/>
+                <w:i w:val="false"/>
+                <w:iCs w:val="false"/>
+                <w:color w:val="000000"/>
+                <w:sz w:val="20"/>
+                <w:szCs w:val="20"/>
+              </w:rPr>
+              <w:t xml:space="preserve">(3 min — written or verbal):</w:t>
+            </w:r>
+            <w:r>
+              <w:rPr>
+                <w:rFonts w:ascii="Arial" w:cs="Arial" w:eastAsia="Arial" w:hAnsi="Arial"/>
+                <w:sz w:val="20"/>
+                <w:szCs w:val="20"/>
+              </w:rPr>
+              <w:br/>
+              <w:t xml:space="preserve"/>
+            </w:r>
+            <w:r>
+              <w:rPr>
+                <w:rFonts w:ascii="Arial" w:cs="Arial" w:eastAsia="Arial" w:hAnsi="Arial"/>
+                <w:b w:val="false"/>
+                <w:bCs w:val="false"/>
+                <w:i w:val="false"/>
+                <w:iCs w:val="false"/>
+                <w:color w:val="000000"/>
+                <w:sz w:val="20"/>
+                <w:szCs w:val="20"/>
+              </w:rPr>
+              <w:t xml:space="preserve">    What do you already know about how to use elif to create multiple conditions and handle more than two paths?</w:t>
+            </w:r>
+            <w:r>
+              <w:rPr>
+                <w:rFonts w:ascii="Arial" w:cs="Arial" w:eastAsia="Arial" w:hAnsi="Arial"/>
+                <w:sz w:val="20"/>
+                <w:szCs w:val="20"/>
+              </w:rPr>
+              <w:br/>
+              <w:t xml:space="preserve"/>
+            </w:r>
+            <w:r>
+              <w:rPr>
+                <w:rFonts w:ascii="Arial" w:cs="Arial" w:eastAsia="Arial" w:hAnsi="Arial"/>
+                <w:sz w:val="20"/>
+                <w:szCs w:val="20"/>
+              </w:rPr>
+              <w:br/>
+              <w:t xml:space="preserve"/>
+            </w:r>
+            <w:r>
+              <w:rPr>
+                <w:rFonts w:ascii="Arial" w:cs="Arial" w:eastAsia="Arial" w:hAnsi="Arial"/>
+                <w:b/>
+                <w:bCs/>
+                <w:i w:val="false"/>
+                <w:iCs w:val="false"/>
+                <w:color w:val="000000"/>
+                <w:sz w:val="20"/>
+                <w:szCs w:val="20"/>
+              </w:rPr>
+              <w:t xml:space="preserve">Vocabulary Preview — </w:t>
+            </w:r>
+            <w:r>
+              <w:rPr>
+                <w:rFonts w:ascii="Arial" w:cs="Arial" w:eastAsia="Arial" w:hAnsi="Arial"/>
+                <w:b w:val="false"/>
+                <w:bCs w:val="false"/>
+                <w:i w:val="false"/>
+                <w:iCs w:val="false"/>
+                <w:color w:val="000000"/>
+                <w:sz w:val="20"/>
+                <w:szCs w:val="20"/>
+              </w:rPr>
+              <w:t xml:space="preserve">terms we'll use today:</w:t>
+            </w:r>
+            <w:r>
+              <w:rPr>
+                <w:rFonts w:ascii="Arial" w:cs="Arial" w:eastAsia="Arial" w:hAnsi="Arial"/>
+                <w:sz w:val="20"/>
+                <w:szCs w:val="20"/>
+              </w:rPr>
+              <w:br/>
+              <w:t xml:space="preserve"/>
+            </w:r>
+            <w:r>
+              <w:rPr>
+                <w:rFonts w:ascii="Arial" w:cs="Arial" w:eastAsia="Arial" w:hAnsi="Arial"/>
+                <w:b w:val="false"/>
+                <w:bCs w:val="false"/>
+                <w:i w:val="false"/>
+                <w:iCs w:val="false"/>
+                <w:color w:val="000000"/>
+                <w:sz w:val="20"/>
+                <w:szCs w:val="20"/>
+              </w:rPr>
+              <w:t xml:space="preserve">    • elif   •   top-to-bottom   •   first True   •   Key points</w:t>
+            </w:r>
+            <w:r>
+              <w:rPr>
+                <w:rFonts w:ascii="Arial" w:cs="Arial" w:eastAsia="Arial" w:hAnsi="Arial"/>
+                <w:sz w:val="20"/>
+                <w:szCs w:val="20"/>
+              </w:rPr>
+              <w:br/>
+              <w:t xml:space="preserve"/>
+            </w:r>
+            <w:r>
+              <w:rPr>
+                <w:rFonts w:ascii="Arial" w:cs="Arial" w:eastAsia="Arial" w:hAnsi="Arial"/>
+                <w:sz w:val="20"/>
+                <w:szCs w:val="20"/>
+              </w:rPr>
+              <w:br/>
+              <w:t xml:space="preserve"/>
+            </w:r>
+            <w:r>
+              <w:rPr>
+                <w:rFonts w:ascii="Arial" w:cs="Arial" w:eastAsia="Arial" w:hAnsi="Arial"/>
+                <w:b w:val="false"/>
+                <w:bCs w:val="false"/>
+                <w:i/>
+                <w:iCs/>
+                <w:color w:val="444444"/>
+                <w:sz w:val="20"/>
+                <w:szCs w:val="20"/>
+              </w:rPr>
+              <w:t xml:space="preserve">Today's Goal: By the end of class you will be able to use elif to create multiple conditions and handle more than two paths.</w:t>
+            </w:r>
+            <w:r>
+              <w:rPr>
+                <w:rFonts w:ascii="Arial" w:cs="Arial" w:eastAsia="Arial" w:hAnsi="Arial"/>
+                <w:sz w:val="20"/>
+                <w:szCs w:val="20"/>
+              </w:rPr>
+              <w:br/>
+              <w:t xml:space="preserve"/>
+            </w:r>
+            <w:r>
+              <w:rPr>
+                <w:rFonts w:ascii="Arial" w:cs="Arial" w:eastAsia="Arial" w:hAnsi="Arial"/>
+                <w:b w:val="false"/>
+                <w:bCs w:val="false"/>
+                <w:i/>
+                <w:iCs/>
+                <w:color w:val="555555"/>
+                <w:sz w:val="20"/>
+                <w:szCs w:val="20"/>
+              </w:rPr>
+              <w:t xml:space="preserve">→ Pair-share your response, then 2–3 students share with the class.</w:t>
             </w:r>
           </w:p>
         </w:tc>
@@ -319,9 +515,9 @@
               <w:right w:val="single" w:color="CCCCCC" w:sz="1"/>
             </w:tcBorders>
             <w:tcMar>
-              <w:top w:type="dxa" w:w="60"/>
+              <w:top w:type="dxa" w:w="80"/>
               <w:left w:type="dxa" w:w="120"/>
-              <w:bottom w:type="dxa" w:w="60"/>
+              <w:bottom w:type="dxa" w:w="80"/>
               <w:right w:type="dxa" w:w="120"/>
             </w:tcMar>
           </w:tcPr>
@@ -348,20 +544,358 @@
               <w:right w:val="single" w:color="CCCCCC" w:sz="1"/>
             </w:tcBorders>
             <w:tcMar>
-              <w:top w:type="dxa" w:w="60"/>
+              <w:top w:type="dxa" w:w="80"/>
               <w:left w:type="dxa" w:w="120"/>
-              <w:bottom w:type="dxa" w:w="60"/>
+              <w:bottom w:type="dxa" w:w="80"/>
               <w:right w:type="dxa" w:w="120"/>
             </w:tcMar>
           </w:tcPr>
           <w:p>
-            <w:r>
-              <w:rPr>
-                <w:rFonts w:ascii="Arial" w:cs="Arial" w:eastAsia="Arial" w:hAnsi="Arial"/>
-                <w:sz w:val="20"/>
-                <w:szCs w:val="20"/>
-              </w:rPr>
-              <w:t xml:space="preserve">Mini Lesson: if/elif/else — Multi-way Branching</w:t>
+            <w:pPr>
+              <w:spacing w:after="80" w:before="80"/>
+            </w:pPr>
+            <w:r>
+              <w:rPr>
+                <w:rFonts w:ascii="Arial" w:cs="Arial" w:eastAsia="Arial" w:hAnsi="Arial"/>
+                <w:b/>
+                <w:bCs/>
+                <w:i w:val="false"/>
+                <w:iCs w:val="false"/>
+                <w:color w:val="000000"/>
+                <w:sz w:val="22"/>
+                <w:szCs w:val="22"/>
+              </w:rPr>
+              <w:t xml:space="preserve">Mini Lesson: </w:t>
+            </w:r>
+            <w:r>
+              <w:rPr>
+                <w:rFonts w:ascii="Arial" w:cs="Arial" w:eastAsia="Arial" w:hAnsi="Arial"/>
+                <w:b w:val="false"/>
+                <w:bCs w:val="false"/>
+                <w:i w:val="false"/>
+                <w:iCs w:val="false"/>
+                <w:color w:val="000000"/>
+                <w:sz w:val="22"/>
+                <w:szCs w:val="22"/>
+              </w:rPr>
+              <w:t xml:space="preserve">if/elif/else — Multi-way Branching</w:t>
+            </w:r>
+            <w:r>
+              <w:rPr>
+                <w:rFonts w:ascii="Arial" w:cs="Arial" w:eastAsia="Arial" w:hAnsi="Arial"/>
+                <w:sz w:val="20"/>
+                <w:szCs w:val="20"/>
+              </w:rPr>
+              <w:br/>
+              <w:t xml:space="preserve"/>
+            </w:r>
+            <w:r>
+              <w:rPr>
+                <w:rFonts w:ascii="Arial" w:cs="Arial" w:eastAsia="Arial" w:hAnsi="Arial"/>
+                <w:sz w:val="20"/>
+                <w:szCs w:val="20"/>
+              </w:rPr>
+              <w:br/>
+              <w:t xml:space="preserve"/>
+            </w:r>
+            <w:r>
+              <w:rPr>
+                <w:rFonts w:ascii="Arial" w:cs="Arial" w:eastAsia="Arial" w:hAnsi="Arial"/>
+                <w:b/>
+                <w:bCs/>
+                <w:i/>
+                <w:iCs/>
+                <w:color w:val="000000"/>
+                <w:sz w:val="20"/>
+                <w:szCs w:val="20"/>
+              </w:rPr>
+              <w:t xml:space="preserve">Learning Target: </w:t>
+            </w:r>
+            <w:r>
+              <w:rPr>
+                <w:rFonts w:ascii="Arial" w:cs="Arial" w:eastAsia="Arial" w:hAnsi="Arial"/>
+                <w:b w:val="false"/>
+                <w:bCs w:val="false"/>
+                <w:i/>
+                <w:iCs/>
+                <w:color w:val="333333"/>
+                <w:sz w:val="20"/>
+                <w:szCs w:val="20"/>
+              </w:rPr>
+              <w:t xml:space="preserve">I can use elif to create multiple conditions and handle more than two paths.</w:t>
+            </w:r>
+            <w:r>
+              <w:rPr>
+                <w:rFonts w:ascii="Arial" w:cs="Arial" w:eastAsia="Arial" w:hAnsi="Arial"/>
+                <w:sz w:val="20"/>
+                <w:szCs w:val="20"/>
+              </w:rPr>
+              <w:br/>
+              <w:t xml:space="preserve"/>
+            </w:r>
+            <w:r>
+              <w:rPr>
+                <w:rFonts w:ascii="Arial" w:cs="Arial" w:eastAsia="Arial" w:hAnsi="Arial"/>
+                <w:sz w:val="20"/>
+                <w:szCs w:val="20"/>
+              </w:rPr>
+              <w:br/>
+              <w:t xml:space="preserve"/>
+            </w:r>
+            <w:r>
+              <w:rPr>
+                <w:rFonts w:ascii="Arial" w:cs="Arial" w:eastAsia="Arial" w:hAnsi="Arial"/>
+                <w:b w:val="false"/>
+                <w:bCs w:val="false"/>
+                <w:i w:val="false"/>
+                <w:iCs w:val="false"/>
+                <w:color w:val="000000"/>
+                <w:sz w:val="20"/>
+                <w:szCs w:val="20"/>
+              </w:rPr>
+              <w:t xml:space="preserve">elif (else if) tests additional conditions if the previous ones were False. Conditions are checked top-to-bottom and stops at the first True match.</w:t>
+            </w:r>
+            <w:r>
+              <w:rPr>
+                <w:rFonts w:ascii="Arial" w:cs="Arial" w:eastAsia="Arial" w:hAnsi="Arial"/>
+                <w:sz w:val="20"/>
+                <w:szCs w:val="20"/>
+              </w:rPr>
+              <w:br/>
+              <w:t xml:space="preserve"/>
+            </w:r>
+            <w:r>
+              <w:rPr>
+                <w:rFonts w:ascii="Arial" w:cs="Arial" w:eastAsia="Arial" w:hAnsi="Arial"/>
+                <w:sz w:val="20"/>
+                <w:szCs w:val="20"/>
+              </w:rPr>
+              <w:br/>
+              <w:t xml:space="preserve"/>
+            </w:r>
+            <w:r>
+              <w:rPr>
+                <w:rFonts w:ascii="Arial" w:cs="Arial" w:eastAsia="Arial" w:hAnsi="Arial"/>
+                <w:b/>
+                <w:bCs/>
+                <w:i w:val="false"/>
+                <w:iCs w:val="false"/>
+                <w:color w:val="000000"/>
+                <w:sz w:val="20"/>
+                <w:szCs w:val="20"/>
+              </w:rPr>
+              <w:t xml:space="preserve">Key Concepts:</w:t>
+            </w:r>
+            <w:r>
+              <w:rPr>
+                <w:rFonts w:ascii="Arial" w:cs="Arial" w:eastAsia="Arial" w:hAnsi="Arial"/>
+                <w:sz w:val="20"/>
+                <w:szCs w:val="20"/>
+              </w:rPr>
+              <w:br/>
+              <w:t xml:space="preserve"/>
+            </w:r>
+            <w:r>
+              <w:rPr>
+                <w:rFonts w:ascii="Arial" w:cs="Arial" w:eastAsia="Arial" w:hAnsi="Arial"/>
+                <w:b w:val="false"/>
+                <w:bCs w:val="false"/>
+                <w:i w:val="false"/>
+                <w:iCs w:val="false"/>
+                <w:color w:val="000000"/>
+                <w:sz w:val="20"/>
+                <w:szCs w:val="20"/>
+              </w:rPr>
+              <w:t xml:space="preserve">    • Only ONE branch executes (mutually exclusive)</w:t>
+            </w:r>
+            <w:r>
+              <w:rPr>
+                <w:rFonts w:ascii="Arial" w:cs="Arial" w:eastAsia="Arial" w:hAnsi="Arial"/>
+                <w:sz w:val="20"/>
+                <w:szCs w:val="20"/>
+              </w:rPr>
+              <w:br/>
+              <w:t xml:space="preserve"/>
+            </w:r>
+            <w:r>
+              <w:rPr>
+                <w:rFonts w:ascii="Arial" w:cs="Arial" w:eastAsia="Arial" w:hAnsi="Arial"/>
+                <w:b w:val="false"/>
+                <w:bCs w:val="false"/>
+                <w:i w:val="false"/>
+                <w:iCs w:val="false"/>
+                <w:color w:val="000000"/>
+                <w:sz w:val="20"/>
+                <w:szCs w:val="20"/>
+              </w:rPr>
+              <w:t xml:space="preserve">    • Order matters—put more specific conditions first</w:t>
+            </w:r>
+            <w:r>
+              <w:rPr>
+                <w:rFonts w:ascii="Arial" w:cs="Arial" w:eastAsia="Arial" w:hAnsi="Arial"/>
+                <w:sz w:val="20"/>
+                <w:szCs w:val="20"/>
+              </w:rPr>
+              <w:br/>
+              <w:t xml:space="preserve"/>
+            </w:r>
+            <w:r>
+              <w:rPr>
+                <w:rFonts w:ascii="Arial" w:cs="Arial" w:eastAsia="Arial" w:hAnsi="Arial"/>
+                <w:b w:val="false"/>
+                <w:bCs w:val="false"/>
+                <w:i w:val="false"/>
+                <w:iCs w:val="false"/>
+                <w:color w:val="000000"/>
+                <w:sz w:val="20"/>
+                <w:szCs w:val="20"/>
+              </w:rPr>
+              <w:t xml:space="preserve">    • else is optional; elif can appear multiple times</w:t>
+            </w:r>
+            <w:r>
+              <w:rPr>
+                <w:rFonts w:ascii="Arial" w:cs="Arial" w:eastAsia="Arial" w:hAnsi="Arial"/>
+                <w:sz w:val="20"/>
+                <w:szCs w:val="20"/>
+              </w:rPr>
+              <w:br/>
+              <w:t xml:space="preserve"/>
+            </w:r>
+            <w:r>
+              <w:rPr>
+                <w:rFonts w:ascii="Arial" w:cs="Arial" w:eastAsia="Arial" w:hAnsi="Arial"/>
+                <w:b w:val="false"/>
+                <w:bCs w:val="false"/>
+                <w:i w:val="false"/>
+                <w:iCs w:val="false"/>
+                <w:color w:val="000000"/>
+                <w:sz w:val="20"/>
+                <w:szCs w:val="20"/>
+              </w:rPr>
+              <w:t xml:space="preserve">    • Must check conditions top-to-bottom</w:t>
+            </w:r>
+            <w:r>
+              <w:rPr>
+                <w:rFonts w:ascii="Arial" w:cs="Arial" w:eastAsia="Arial" w:hAnsi="Arial"/>
+                <w:sz w:val="20"/>
+                <w:szCs w:val="20"/>
+              </w:rPr>
+              <w:br/>
+              <w:t xml:space="preserve"/>
+            </w:r>
+            <w:r>
+              <w:rPr>
+                <w:rFonts w:ascii="Arial" w:cs="Arial" w:eastAsia="Arial" w:hAnsi="Arial"/>
+                <w:sz w:val="20"/>
+                <w:szCs w:val="20"/>
+              </w:rPr>
+              <w:br/>
+              <w:t xml:space="preserve"/>
+            </w:r>
+            <w:r>
+              <w:rPr>
+                <w:rFonts w:ascii="Arial" w:cs="Arial" w:eastAsia="Arial" w:hAnsi="Arial"/>
+                <w:b/>
+                <w:bCs/>
+                <w:i w:val="false"/>
+                <w:iCs w:val="false"/>
+                <w:color w:val="000000"/>
+                <w:sz w:val="20"/>
+                <w:szCs w:val="20"/>
+              </w:rPr>
+              <w:t xml:space="preserve">Vocabulary: </w:t>
+            </w:r>
+            <w:r>
+              <w:rPr>
+                <w:rFonts w:ascii="Arial" w:cs="Arial" w:eastAsia="Arial" w:hAnsi="Arial"/>
+                <w:b w:val="false"/>
+                <w:bCs w:val="false"/>
+                <w:i w:val="false"/>
+                <w:iCs w:val="false"/>
+                <w:color w:val="000000"/>
+                <w:sz w:val="20"/>
+                <w:szCs w:val="20"/>
+              </w:rPr>
+              <w:t xml:space="preserve">elif, top-to-bottom, first True, Key points</w:t>
+            </w:r>
+            <w:r>
+              <w:rPr>
+                <w:rFonts w:ascii="Arial" w:cs="Arial" w:eastAsia="Arial" w:hAnsi="Arial"/>
+                <w:sz w:val="20"/>
+                <w:szCs w:val="20"/>
+              </w:rPr>
+              <w:br/>
+              <w:t xml:space="preserve"/>
+            </w:r>
+            <w:r>
+              <w:rPr>
+                <w:rFonts w:ascii="Arial" w:cs="Arial" w:eastAsia="Arial" w:hAnsi="Arial"/>
+                <w:sz w:val="20"/>
+                <w:szCs w:val="20"/>
+              </w:rPr>
+              <w:br/>
+              <w:t xml:space="preserve"/>
+            </w:r>
+            <w:r>
+              <w:rPr>
+                <w:rFonts w:ascii="Arial" w:cs="Arial" w:eastAsia="Arial" w:hAnsi="Arial"/>
+                <w:b/>
+                <w:bCs/>
+                <w:i/>
+                <w:iCs/>
+                <w:color w:val="555555"/>
+                <w:sz w:val="20"/>
+                <w:szCs w:val="20"/>
+              </w:rPr>
+              <w:t xml:space="preserve">→ Live Demo — </w:t>
+            </w:r>
+            <w:r>
+              <w:rPr>
+                <w:rFonts w:ascii="Arial" w:cs="Arial" w:eastAsia="Arial" w:hAnsi="Arial"/>
+                <w:b w:val="false"/>
+                <w:bCs w:val="false"/>
+                <w:i/>
+                <w:iCs/>
+                <w:color w:val="555555"/>
+                <w:sz w:val="20"/>
+                <w:szCs w:val="20"/>
+              </w:rPr>
+              <w:t xml:space="preserve">type examples as students follow along in their own editor.</w:t>
+            </w:r>
+            <w:r>
+              <w:rPr>
+                <w:rFonts w:ascii="Arial" w:cs="Arial" w:eastAsia="Arial" w:hAnsi="Arial"/>
+                <w:sz w:val="20"/>
+                <w:szCs w:val="20"/>
+              </w:rPr>
+              <w:br/>
+              <w:t xml:space="preserve"/>
+            </w:r>
+            <w:r>
+              <w:rPr>
+                <w:rFonts w:ascii="Arial" w:cs="Arial" w:eastAsia="Arial" w:hAnsi="Arial"/>
+                <w:b/>
+                <w:bCs/>
+                <w:i/>
+                <w:iCs/>
+                <w:color w:val="555555"/>
+                <w:sz w:val="20"/>
+                <w:szCs w:val="20"/>
+              </w:rPr>
+              <w:t xml:space="preserve">→ Check for Understanding: </w:t>
+            </w:r>
+            <w:r>
+              <w:rPr>
+                <w:rFonts w:ascii="Arial" w:cs="Arial" w:eastAsia="Arial" w:hAnsi="Arial"/>
+                <w:b w:val="false"/>
+                <w:bCs w:val="false"/>
+                <w:i/>
+                <w:iCs/>
+                <w:color w:val="555555"/>
+                <w:sz w:val="20"/>
+                <w:szCs w:val="20"/>
+              </w:rPr>
+              <w:t xml:space="preserve">pause and cold-call: “Can someone explain what we just did in their own words?”</w:t>
             </w:r>
           </w:p>
         </w:tc>
@@ -377,9 +911,9 @@
               <w:right w:val="single" w:color="CCCCCC" w:sz="1"/>
             </w:tcBorders>
             <w:tcMar>
-              <w:top w:type="dxa" w:w="60"/>
+              <w:top w:type="dxa" w:w="80"/>
               <w:left w:type="dxa" w:w="120"/>
-              <w:bottom w:type="dxa" w:w="60"/>
+              <w:bottom w:type="dxa" w:w="80"/>
               <w:right w:type="dxa" w:w="120"/>
             </w:tcMar>
           </w:tcPr>
@@ -406,20 +940,90 @@
               <w:right w:val="single" w:color="CCCCCC" w:sz="1"/>
             </w:tcBorders>
             <w:tcMar>
-              <w:top w:type="dxa" w:w="60"/>
+              <w:top w:type="dxa" w:w="80"/>
               <w:left w:type="dxa" w:w="120"/>
-              <w:bottom w:type="dxa" w:w="60"/>
+              <w:bottom w:type="dxa" w:w="80"/>
               <w:right w:type="dxa" w:w="120"/>
             </w:tcMar>
           </w:tcPr>
           <w:p>
-            <w:r>
-              <w:rPr>
-                <w:rFonts w:ascii="Arial" w:cs="Arial" w:eastAsia="Arial" w:hAnsi="Arial"/>
-                <w:sz w:val="20"/>
-                <w:szCs w:val="20"/>
+            <w:pPr>
+              <w:spacing w:after="80" w:before="80"/>
+            </w:pPr>
+            <w:r>
+              <w:rPr>
+                <w:rFonts w:ascii="Arial" w:cs="Arial" w:eastAsia="Arial" w:hAnsi="Arial"/>
+                <w:b/>
+                <w:bCs/>
+                <w:i w:val="false"/>
+                <w:iCs w:val="false"/>
+                <w:color w:val="000000"/>
+                <w:sz w:val="22"/>
+                <w:szCs w:val="22"/>
               </w:rPr>
               <w:t xml:space="preserve">Guided Practice</w:t>
+            </w:r>
+            <w:r>
+              <w:rPr>
+                <w:rFonts w:ascii="Arial" w:cs="Arial" w:eastAsia="Arial" w:hAnsi="Arial"/>
+                <w:sz w:val="20"/>
+                <w:szCs w:val="20"/>
+              </w:rPr>
+              <w:br/>
+              <w:t xml:space="preserve"/>
+            </w:r>
+            <w:r>
+              <w:rPr>
+                <w:rFonts w:ascii="Arial" w:cs="Arial" w:eastAsia="Arial" w:hAnsi="Arial"/>
+                <w:sz w:val="20"/>
+                <w:szCs w:val="20"/>
+              </w:rPr>
+              <w:br/>
+              <w:t xml:space="preserve"/>
+            </w:r>
+            <w:r>
+              <w:rPr>
+                <w:rFonts w:ascii="Arial" w:cs="Arial" w:eastAsia="Arial" w:hAnsi="Arial"/>
+                <w:b w:val="false"/>
+                <w:bCs w:val="false"/>
+                <w:i w:val="false"/>
+                <w:iCs w:val="false"/>
+                <w:color w:val="000000"/>
+                <w:sz w:val="20"/>
+                <w:szCs w:val="20"/>
+              </w:rPr>
+              <w:t xml:space="preserve">Activity: Build a Grading System</w:t>
+            </w:r>
+            <w:r>
+              <w:rPr>
+                <w:rFonts w:ascii="Arial" w:cs="Arial" w:eastAsia="Arial" w:hAnsi="Arial"/>
+                <w:sz w:val="20"/>
+                <w:szCs w:val="20"/>
+              </w:rPr>
+              <w:br/>
+              <w:t xml:space="preserve"/>
+            </w:r>
+            <w:r>
+              <w:rPr>
+                <w:rFonts w:ascii="Arial" w:cs="Arial" w:eastAsia="Arial" w:hAnsi="Arial"/>
+                <w:sz w:val="20"/>
+                <w:szCs w:val="20"/>
+              </w:rPr>
+              <w:br/>
+              <w:t xml:space="preserve"/>
+            </w:r>
+            <w:r>
+              <w:rPr>
+                <w:rFonts w:ascii="Arial" w:cs="Arial" w:eastAsia="Arial" w:hAnsi="Arial"/>
+                <w:b w:val="false"/>
+                <w:bCs w:val="false"/>
+                <w:i/>
+                <w:iCs/>
+                <w:color w:val="555555"/>
+                <w:sz w:val="20"/>
+                <w:szCs w:val="20"/>
+              </w:rPr>
+              <w:t xml:space="preserve">→ Teacher models — students try alongside, then compare results.</w:t>
             </w:r>
           </w:p>
         </w:tc>
@@ -435,9 +1039,9 @@
               <w:right w:val="single" w:color="CCCCCC" w:sz="1"/>
             </w:tcBorders>
             <w:tcMar>
-              <w:top w:type="dxa" w:w="60"/>
+              <w:top w:type="dxa" w:w="80"/>
               <w:left w:type="dxa" w:w="120"/>
-              <w:bottom w:type="dxa" w:w="60"/>
+              <w:bottom w:type="dxa" w:w="80"/>
               <w:right w:type="dxa" w:w="120"/>
             </w:tcMar>
           </w:tcPr>
@@ -450,7 +1054,7 @@
                 <w:sz w:val="20"/>
                 <w:szCs w:val="20"/>
               </w:rPr>
-              <w:t xml:space="preserve">15-20 min</w:t>
+              <w:t xml:space="preserve">15–20 min</w:t>
             </w:r>
           </w:p>
         </w:tc>
@@ -464,20 +1068,164 @@
               <w:right w:val="single" w:color="CCCCCC" w:sz="1"/>
             </w:tcBorders>
             <w:tcMar>
-              <w:top w:type="dxa" w:w="60"/>
+              <w:top w:type="dxa" w:w="80"/>
               <w:left w:type="dxa" w:w="120"/>
-              <w:bottom w:type="dxa" w:w="60"/>
+              <w:bottom w:type="dxa" w:w="80"/>
               <w:right w:type="dxa" w:w="120"/>
             </w:tcMar>
           </w:tcPr>
           <w:p>
-            <w:r>
-              <w:rPr>
-                <w:rFonts w:ascii="Arial" w:cs="Arial" w:eastAsia="Arial" w:hAnsi="Arial"/>
-                <w:sz w:val="20"/>
-                <w:szCs w:val="20"/>
+            <w:pPr>
+              <w:spacing w:after="80" w:before="80"/>
+            </w:pPr>
+            <w:r>
+              <w:rPr>
+                <w:rFonts w:ascii="Arial" w:cs="Arial" w:eastAsia="Arial" w:hAnsi="Arial"/>
+                <w:b/>
+                <w:bCs/>
+                <w:i w:val="false"/>
+                <w:iCs w:val="false"/>
+                <w:color w:val="000000"/>
+                <w:sz w:val="22"/>
+                <w:szCs w:val="22"/>
               </w:rPr>
               <w:t xml:space="preserve">Independent Practice / Code Along</w:t>
+            </w:r>
+            <w:r>
+              <w:rPr>
+                <w:rFonts w:ascii="Arial" w:cs="Arial" w:eastAsia="Arial" w:hAnsi="Arial"/>
+                <w:sz w:val="20"/>
+                <w:szCs w:val="20"/>
+              </w:rPr>
+              <w:br/>
+              <w:t xml:space="preserve"/>
+            </w:r>
+            <w:r>
+              <w:rPr>
+                <w:rFonts w:ascii="Arial" w:cs="Arial" w:eastAsia="Arial" w:hAnsi="Arial"/>
+                <w:b/>
+                <w:bCs/>
+                <w:i w:val="false"/>
+                <w:iCs w:val="false"/>
+                <w:color w:val="000000"/>
+                <w:sz w:val="20"/>
+                <w:szCs w:val="20"/>
+              </w:rPr>
+              <w:t xml:space="preserve">    Beginner: </w:t>
+            </w:r>
+            <w:r>
+              <w:rPr>
+                <w:rFonts w:ascii="Arial" w:cs="Arial" w:eastAsia="Arial" w:hAnsi="Arial"/>
+                <w:b w:val="false"/>
+                <w:bCs w:val="false"/>
+                <w:i w:val="false"/>
+                <w:iCs w:val="false"/>
+                <w:color w:val="000000"/>
+                <w:sz w:val="20"/>
+                <w:szCs w:val="20"/>
+              </w:rPr>
+              <w:t xml:space="preserve">: Second condition: 50 &lt;= num &lt; 100 -</w:t>
+            </w:r>
+            <w:r>
+              <w:rPr>
+                <w:rFonts w:ascii="Arial" w:cs="Arial" w:eastAsia="Arial" w:hAnsi="Arial"/>
+                <w:sz w:val="20"/>
+                <w:szCs w:val="20"/>
+              </w:rPr>
+              <w:br/>
+              <w:t xml:space="preserve"/>
+            </w:r>
+            <w:r>
+              <w:rPr>
+                <w:rFonts w:ascii="Arial" w:cs="Arial" w:eastAsia="Arial" w:hAnsi="Arial"/>
+                <w:b/>
+                <w:bCs/>
+                <w:i w:val="false"/>
+                <w:iCs w:val="false"/>
+                <w:color w:val="000000"/>
+                <w:sz w:val="20"/>
+                <w:szCs w:val="20"/>
+              </w:rPr>
+              <w:t xml:space="preserve">    Intermediate: </w:t>
+            </w:r>
+            <w:r>
+              <w:rPr>
+                <w:rFonts w:ascii="Arial" w:cs="Arial" w:eastAsia="Arial" w:hAnsi="Arial"/>
+                <w:b w:val="false"/>
+                <w:bCs w:val="false"/>
+                <w:i w:val="false"/>
+                <w:iCs w:val="false"/>
+                <w:color w:val="000000"/>
+                <w:sz w:val="20"/>
+                <w:szCs w:val="20"/>
+              </w:rPr>
+              <w:t xml:space="preserve">: Use in operator with lists: if month in [12, 1, 2]: -</w:t>
+            </w:r>
+            <w:r>
+              <w:rPr>
+                <w:rFonts w:ascii="Arial" w:cs="Arial" w:eastAsia="Arial" w:hAnsi="Arial"/>
+                <w:sz w:val="20"/>
+                <w:szCs w:val="20"/>
+              </w:rPr>
+              <w:br/>
+              <w:t xml:space="preserve"/>
+            </w:r>
+            <w:r>
+              <w:rPr>
+                <w:rFonts w:ascii="Arial" w:cs="Arial" w:eastAsia="Arial" w:hAnsi="Arial"/>
+                <w:b/>
+                <w:bCs/>
+                <w:i w:val="false"/>
+                <w:iCs w:val="false"/>
+                <w:color w:val="000000"/>
+                <w:sz w:val="20"/>
+                <w:szCs w:val="20"/>
+              </w:rPr>
+              <w:t xml:space="preserve">    Challenge: </w:t>
+            </w:r>
+            <w:r>
+              <w:rPr>
+                <w:rFonts w:ascii="Arial" w:cs="Arial" w:eastAsia="Arial" w:hAnsi="Arial"/>
+                <w:b w:val="false"/>
+                <w:bCs w:val="false"/>
+                <w:i w:val="false"/>
+                <w:iCs w:val="false"/>
+                <w:color w:val="000000"/>
+                <w:sz w:val="20"/>
+                <w:szCs w:val="20"/>
+              </w:rPr>
+              <w:t xml:space="preserve">: Consider edge cases. Is off-by-one always 3 or 5? --- ## Sample Answers ### Problem 1 Example ### Problem 2 Example ### Problem 3 Example…</w:t>
+            </w:r>
+            <w:r>
+              <w:rPr>
+                <w:rFonts w:ascii="Arial" w:cs="Arial" w:eastAsia="Arial" w:hAnsi="Arial"/>
+                <w:sz w:val="20"/>
+                <w:szCs w:val="20"/>
+              </w:rPr>
+              <w:br/>
+              <w:t xml:space="preserve"/>
+            </w:r>
+            <w:r>
+              <w:rPr>
+                <w:rFonts w:ascii="Arial" w:cs="Arial" w:eastAsia="Arial" w:hAnsi="Arial"/>
+                <w:sz w:val="20"/>
+                <w:szCs w:val="20"/>
+              </w:rPr>
+              <w:br/>
+              <w:t xml:space="preserve"/>
+            </w:r>
+            <w:r>
+              <w:rPr>
+                <w:rFonts w:ascii="Arial" w:cs="Arial" w:eastAsia="Arial" w:hAnsi="Arial"/>
+                <w:b w:val="false"/>
+                <w:bCs w:val="false"/>
+                <w:i/>
+                <w:iCs/>
+                <w:color w:val="555555"/>
+                <w:sz w:val="20"/>
+                <w:szCs w:val="20"/>
+              </w:rPr>
+              <w:t xml:space="preserve">→ Teacher circulates — offer hints, check for understanding.</w:t>
             </w:r>
           </w:p>
         </w:tc>
@@ -493,9 +1241,9 @@
               <w:right w:val="single" w:color="CCCCCC" w:sz="1"/>
             </w:tcBorders>
             <w:tcMar>
-              <w:top w:type="dxa" w:w="60"/>
+              <w:top w:type="dxa" w:w="80"/>
               <w:left w:type="dxa" w:w="120"/>
-              <w:bottom w:type="dxa" w:w="60"/>
+              <w:bottom w:type="dxa" w:w="80"/>
               <w:right w:type="dxa" w:w="120"/>
             </w:tcMar>
           </w:tcPr>
@@ -522,20 +1270,90 @@
               <w:right w:val="single" w:color="CCCCCC" w:sz="1"/>
             </w:tcBorders>
             <w:tcMar>
-              <w:top w:type="dxa" w:w="60"/>
+              <w:top w:type="dxa" w:w="80"/>
               <w:left w:type="dxa" w:w="120"/>
-              <w:bottom w:type="dxa" w:w="60"/>
+              <w:bottom w:type="dxa" w:w="80"/>
               <w:right w:type="dxa" w:w="120"/>
             </w:tcMar>
           </w:tcPr>
           <w:p>
-            <w:r>
-              <w:rPr>
-                <w:rFonts w:ascii="Arial" w:cs="Arial" w:eastAsia="Arial" w:hAnsi="Arial"/>
-                <w:sz w:val="20"/>
-                <w:szCs w:val="20"/>
+            <w:pPr>
+              <w:spacing w:after="80" w:before="80"/>
+            </w:pPr>
+            <w:r>
+              <w:rPr>
+                <w:rFonts w:ascii="Arial" w:cs="Arial" w:eastAsia="Arial" w:hAnsi="Arial"/>
+                <w:b/>
+                <w:bCs/>
+                <w:i w:val="false"/>
+                <w:iCs w:val="false"/>
+                <w:color w:val="000000"/>
+                <w:sz w:val="22"/>
+                <w:szCs w:val="22"/>
               </w:rPr>
               <w:t xml:space="preserve">Exit Ticket / Wrap-Up</w:t>
+            </w:r>
+            <w:r>
+              <w:rPr>
+                <w:rFonts w:ascii="Arial" w:cs="Arial" w:eastAsia="Arial" w:hAnsi="Arial"/>
+                <w:sz w:val="20"/>
+                <w:szCs w:val="20"/>
+              </w:rPr>
+              <w:br/>
+              <w:t xml:space="preserve"/>
+            </w:r>
+            <w:r>
+              <w:rPr>
+                <w:rFonts w:ascii="Arial" w:cs="Arial" w:eastAsia="Arial" w:hAnsi="Arial"/>
+                <w:sz w:val="20"/>
+                <w:szCs w:val="20"/>
+              </w:rPr>
+              <w:br/>
+              <w:t xml:space="preserve"/>
+            </w:r>
+            <w:r>
+              <w:rPr>
+                <w:rFonts w:ascii="Arial" w:cs="Arial" w:eastAsia="Arial" w:hAnsi="Arial"/>
+                <w:b w:val="false"/>
+                <w:bCs w:val="false"/>
+                <w:i w:val="false"/>
+                <w:iCs w:val="false"/>
+                <w:color w:val="000000"/>
+                <w:sz w:val="20"/>
+                <w:szCs w:val="20"/>
+              </w:rPr>
+              <w:t xml:space="preserve">Quick Check: Use elif to create multiple conditions and handle more than two paths?</w:t>
+            </w:r>
+            <w:r>
+              <w:rPr>
+                <w:rFonts w:ascii="Arial" w:cs="Arial" w:eastAsia="Arial" w:hAnsi="Arial"/>
+                <w:sz w:val="20"/>
+                <w:szCs w:val="20"/>
+              </w:rPr>
+              <w:br/>
+              <w:t xml:space="preserve"/>
+            </w:r>
+            <w:r>
+              <w:rPr>
+                <w:rFonts w:ascii="Arial" w:cs="Arial" w:eastAsia="Arial" w:hAnsi="Arial"/>
+                <w:sz w:val="20"/>
+                <w:szCs w:val="20"/>
+              </w:rPr>
+              <w:br/>
+              <w:t xml:space="preserve"/>
+            </w:r>
+            <w:r>
+              <w:rPr>
+                <w:rFonts w:ascii="Arial" w:cs="Arial" w:eastAsia="Arial" w:hAnsi="Arial"/>
+                <w:b w:val="false"/>
+                <w:bCs w:val="false"/>
+                <w:i/>
+                <w:iCs/>
+                <w:color w:val="555555"/>
+                <w:sz w:val="20"/>
+                <w:szCs w:val="20"/>
+              </w:rPr>
+              <w:t xml:space="preserve">→ 3–2–1: Name 3 things learned, 2 new vocab words, 1 question you still have.</w:t>
             </w:r>
           </w:p>
         </w:tc>
@@ -904,19 +1722,6 @@
                 <w:sz w:val="18"/>
                 <w:szCs w:val="18"/>
               </w:rPr>
-              <w:t xml:space="preserve"># Grade classifier with elif</w:t>
-            </w:r>
-          </w:p>
-          <w:p>
-            <w:pPr>
-              <w:spacing w:after="20"/>
-            </w:pPr>
-            <w:r>
-              <w:rPr>
-                <w:rFonts w:ascii="Courier New" w:cs="Courier New" w:eastAsia="Courier New" w:hAnsi="Courier New"/>
-                <w:sz w:val="18"/>
-                <w:szCs w:val="18"/>
-              </w:rPr>
               <w:t xml:space="preserve">score = 85</w:t>
             </w:r>
           </w:p>
@@ -1047,7 +1852,7 @@
                 <w:sz w:val="18"/>
                 <w:szCs w:val="18"/>
               </w:rPr>
-              <w:t xml:space="preserve"># Time of day</w:t>
+              <w:t xml:space="preserve"> </w:t>
             </w:r>
           </w:p>
           <w:p>
@@ -1190,7 +1995,7 @@
                 <w:sz w:val="18"/>
                 <w:szCs w:val="18"/>
               </w:rPr>
-              <w:t xml:space="preserve"># Age categories</w:t>
+              <w:t xml:space="preserve"> </w:t>
             </w:r>
           </w:p>
           <w:p>
@@ -1333,7 +2138,7 @@
                 <w:sz w:val="18"/>
                 <w:szCs w:val="18"/>
               </w:rPr>
-              <w:t xml:space="preserve"># Season from month</w:t>
+              <w:t xml:space="preserve"> </w:t>
             </w:r>
           </w:p>
           <w:p>
@@ -1476,7 +2281,7 @@
                 <w:sz w:val="18"/>
                 <w:szCs w:val="18"/>
               </w:rPr>
-              <w:t xml:space="preserve"># Menu system</w:t>
+              <w:t xml:space="preserve"> </w:t>
             </w:r>
           </w:p>
           <w:p>
@@ -1619,7 +2424,7 @@
                 <w:sz w:val="18"/>
                 <w:szCs w:val="18"/>
               </w:rPr>
-              <w:t xml:space="preserve"># Traffic speed</w:t>
+              <w:t xml:space="preserve"> </w:t>
             </w:r>
           </w:p>
           <w:p>

--- a/Coding 1 - year/Unit 3 - Conditionals/Daily Lesson Plans/Word/Day 53.docx
+++ b/Coding 1 - year/Unit 3 - Conditionals/Daily Lesson Plans/Word/Day 53.docx
@@ -380,7 +380,7 @@
                 <w:sz w:val="20"/>
                 <w:szCs w:val="20"/>
               </w:rPr>
-              <w:t xml:space="preserve">    What do you already know about how to use elif to create multiple conditions and handle more than two paths?</w:t>
+              <w:t xml:space="preserve">    Have you ever used elif before? Where might elif be useful in a real program?</w:t>
             </w:r>
             <w:r>
               <w:rPr>
@@ -477,7 +477,7 @@
                 <w:sz w:val="20"/>
                 <w:szCs w:val="20"/>
               </w:rPr>
-              <w:t xml:space="preserve">Today's Goal: By the end of class you will be able to use elif to create multiple conditions and handle more than two paths.</w:t>
+              <w:t xml:space="preserve">Today’s Goal: By the end of class you will be able to use elif to create multiple conditions and handle more than two paths.</w:t>
             </w:r>
             <w:r>
               <w:rPr>
@@ -1322,7 +1322,7 @@
                 <w:sz w:val="20"/>
                 <w:szCs w:val="20"/>
               </w:rPr>
-              <w:t xml:space="preserve">Quick Check: Use elif to create multiple conditions and handle more than two paths?</w:t>
+              <w:t xml:space="preserve">Write the key syntax or steps for using elif. What's one mistake beginners commonly make?</w:t>
             </w:r>
             <w:r>
               <w:rPr>

--- a/Coding 1 - year/Unit 3 - Conditionals/Daily Lesson Plans/Word/Day 53.docx
+++ b/Coding 1 - year/Unit 3 - Conditionals/Daily Lesson Plans/Word/Day 53.docx
@@ -667,6 +667,28 @@
             <w:r>
               <w:rPr>
                 <w:rFonts w:ascii="Arial" w:cs="Arial" w:eastAsia="Arial" w:hAnsi="Arial"/>
+                <w:b w:val="false"/>
+                <w:bCs w:val="false"/>
+                <w:i w:val="false"/>
+                <w:iCs w:val="false"/>
+                <w:color w:val="000000"/>
+                <w:sz w:val="20"/>
+                <w:szCs w:val="20"/>
+              </w:rPr>
+              <w:t xml:space="preserve">if/elif/else chains handle multiple paths. Only ONE path executes. Order matters—more specific conditions first! This is how programs handle real-world decisions with many possibilities.</w:t>
+            </w:r>
+            <w:r>
+              <w:rPr>
+                <w:rFonts w:ascii="Arial" w:cs="Arial" w:eastAsia="Arial" w:hAnsi="Arial"/>
+                <w:sz w:val="20"/>
+                <w:szCs w:val="20"/>
+              </w:rPr>
+              <w:br/>
+              <w:t xml:space="preserve"/>
+            </w:r>
+            <w:r>
+              <w:rPr>
+                <w:rFonts w:ascii="Arial" w:cs="Arial" w:eastAsia="Arial" w:hAnsi="Arial"/>
                 <w:sz w:val="20"/>
                 <w:szCs w:val="20"/>
               </w:rPr>
@@ -1124,7 +1146,7 @@
                 <w:sz w:val="20"/>
                 <w:szCs w:val="20"/>
               </w:rPr>
-              <w:t xml:space="preserve">: Second condition: 50 &lt;= num &lt; 100 -</w:t>
+              <w:t xml:space="preserve">Classify a number as "Small", "Medium", or "Large".</w:t>
             </w:r>
             <w:r>
               <w:rPr>
@@ -1159,7 +1181,7 @@
                 <w:sz w:val="20"/>
                 <w:szCs w:val="20"/>
               </w:rPr>
-              <w:t xml:space="preserve">: Use in operator with lists: if month in [12, 1, 2]: -</w:t>
+              <w:t xml:space="preserve">Ask for a month number (1-12) and print the season.</w:t>
             </w:r>
             <w:r>
               <w:rPr>
@@ -1194,7 +1216,7 @@
                 <w:sz w:val="20"/>
                 <w:szCs w:val="20"/>
               </w:rPr>
-              <w:t xml:space="preserve">: Consider edge cases. Is off-by-one always 3 or 5? --- ## Sample Answers ### Problem 1 Example ### Problem 2 Example ### Problem 3 Example…</w:t>
+              <w:t xml:space="preserve">Correct → "Excellent!"</w:t>
             </w:r>
             <w:r>
               <w:rPr>
@@ -1508,6 +1530,19 @@
           <w:szCs w:val="20"/>
         </w:rPr>
         <w:t xml:space="preserve">Must check conditions top-to-bottom</w:t>
+      </w:r>
+    </w:p>
+    <w:p>
+      <w:pPr>
+        <w:spacing w:after="60"/>
+      </w:pPr>
+      <w:r>
+        <w:rPr>
+          <w:rFonts w:ascii="Arial" w:cs="Arial" w:eastAsia="Arial" w:hAnsi="Arial"/>
+          <w:sz w:val="20"/>
+          <w:szCs w:val="20"/>
+        </w:rPr>
+        <w:t xml:space="preserve">if/elif/else chains handle multiple paths. Only ONE path executes. Order matters—more specific conditions first! This is how programs handle real-world decisions with many possibilities.</w:t>
       </w:r>
     </w:p>
     <w:p>
@@ -3985,7 +4020,7 @@
           <w:sz w:val="20"/>
           <w:szCs w:val="20"/>
         </w:rPr>
-        <w:t xml:space="preserve">: Second condition: 50 &lt;= num &lt; 100 -</w:t>
+        <w:t xml:space="preserve">Classify a number as "Small", "Medium", or "Large".</w:t>
       </w:r>
     </w:p>
     <w:p>
@@ -4008,7 +4043,7 @@
           <w:sz w:val="20"/>
           <w:szCs w:val="20"/>
         </w:rPr>
-        <w:t xml:space="preserve">: Use in operator with lists: if month in [12, 1, 2]: -</w:t>
+        <w:t xml:space="preserve">Ask for a month number (1-12) and print the season.</w:t>
       </w:r>
     </w:p>
     <w:p>
@@ -4031,7 +4066,7 @@
           <w:sz w:val="20"/>
           <w:szCs w:val="20"/>
         </w:rPr>
-        <w:t xml:space="preserve">: Consider edge cases. Is off-by-one always 3 or 5? --- ## Sample Answers ### Problem 1 Example ### Problem 2 Example ### Problem 3 Example --- ## Common Mistakes | Mistake | Problem | Fix | |---------|---------|-----| | Elif before if | SyntaxError | Every elif must follow an if | | Overlapping con</w:t>
+        <w:t xml:space="preserve">Correct → "Excellent!"</w:t>
       </w:r>
     </w:p>
     <w:p>

--- a/Coding 1 - year/Unit 3 - Conditionals/Daily Lesson Plans/Word/Day 53.docx
+++ b/Coding 1 - year/Unit 3 - Conditionals/Daily Lesson Plans/Word/Day 53.docx
@@ -1146,7 +1146,7 @@
                 <w:sz w:val="20"/>
                 <w:szCs w:val="20"/>
               </w:rPr>
-              <w:t xml:space="preserve">Classify a number as "Small", "Medium", or "Large".</w:t>
+              <w:t xml:space="preserve">Classify a number as "Small", "Medium", or "Large". - Small: = 100 ---</w:t>
             </w:r>
             <w:r>
               <w:rPr>
@@ -1181,7 +1181,7 @@
                 <w:sz w:val="20"/>
                 <w:szCs w:val="20"/>
               </w:rPr>
-              <w:t xml:space="preserve">Ask for a month number (1-12) and print the season.</w:t>
+              <w:t xml:space="preserve">Ask for a month number (1-12) and print the season. - Winter: 12, 1, 2 - Spring: 3, 4, 5 - Summer: 6, 7, 8 - Fall: 9, 10, 11 ---…</w:t>
             </w:r>
             <w:r>
               <w:rPr>
@@ -1216,7 +1216,7 @@
                 <w:sz w:val="20"/>
                 <w:szCs w:val="20"/>
               </w:rPr>
-              <w:t xml:space="preserve">Correct → "Excellent!"</w:t>
+              <w:t xml:space="preserve">Build an interactive quiz: 1. Ask a question 2. Get the answer 3. Check if correct 4. Give feedback:    - Correct → "Excellent!"    - Off by…</w:t>
             </w:r>
             <w:r>
               <w:rPr>
@@ -4020,7 +4020,7 @@
           <w:sz w:val="20"/>
           <w:szCs w:val="20"/>
         </w:rPr>
-        <w:t xml:space="preserve">Classify a number as "Small", "Medium", or "Large".</w:t>
+        <w:t xml:space="preserve">Beginner Classify a number as "Small", "Medium", or "Large". - Small: = 100 ---</w:t>
       </w:r>
     </w:p>
     <w:p>
@@ -4043,7 +4043,7 @@
           <w:sz w:val="20"/>
           <w:szCs w:val="20"/>
         </w:rPr>
-        <w:t xml:space="preserve">Ask for a month number (1-12) and print the season.</w:t>
+        <w:t xml:space="preserve">Intermediate Ask for a month number (1-12) and print the season. - Winter: 12, 1, 2 - Spring: 3, 4, 5 - Summer: 6, 7, 8 - Fall: 9, 10, 11 ---</w:t>
       </w:r>
     </w:p>
     <w:p>
@@ -4066,7 +4066,7 @@
           <w:sz w:val="20"/>
           <w:szCs w:val="20"/>
         </w:rPr>
-        <w:t xml:space="preserve">Correct → "Excellent!"</w:t>
+        <w:t xml:space="preserve">Challenge Build an interactive quiz: 1. Ask a question 2. Get the answer 3. Check if correct 4. Give feedback:    - Correct → "Excellent!"    - Off by 1 → "Close!"    - Way off → "Not even close" ---</w:t>
       </w:r>
     </w:p>
     <w:p>
